--- a/templates/BSI-letterhead-monoblock-template.docx
+++ b/templates/BSI-letterhead-monoblock-template.docx
@@ -1675,7 +1675,7 @@
                 <w:i w:val="0"/>
                 <w:sz w:val="16"/>
               </w:rPr>
-              <w:t>{heat_load_unit}</w:t>
+              <w:t>{heat_load_heating_unit}</w:t>
             </w:r>
           </w:p>
         </w:tc>

--- a/templates/BSI-letterhead-monoblock-template.docx
+++ b/templates/BSI-letterhead-monoblock-template.docx
@@ -1819,7 +1819,7 @@
                 <w:i w:val="0"/>
                 <w:sz w:val="16"/>
               </w:rPr>
-              <w:t>о С</w:t>
+              <w:t>°C</w:t>
             </w:r>
           </w:p>
         </w:tc>
@@ -1963,7 +1963,7 @@
                 <w:i w:val="0"/>
                 <w:sz w:val="16"/>
               </w:rPr>
-              <w:t>о С</w:t>
+              <w:t>°C</w:t>
             </w:r>
           </w:p>
         </w:tc>
@@ -2297,7 +2297,7 @@
                 <w:i w:val="0"/>
                 <w:sz w:val="16"/>
               </w:rPr>
-              <w:t>о С</w:t>
+              <w:t>°C</w:t>
             </w:r>
           </w:p>
         </w:tc>
@@ -3055,7 +3055,7 @@
                 <w:i w:val="0"/>
                 <w:sz w:val="16"/>
               </w:rPr>
-              <w:t>Вт/м2С</w:t>
+              <w:t>Вт/м2°C</w:t>
             </w:r>
           </w:p>
         </w:tc>
@@ -3877,7 +3877,7 @@
     </w:p>
     <w:sectPr>
       <w:pgSz w:w="11906" w:h="16838"/>
-      <w:pgMar w:top="200" w:right="567" w:bottom="400" w:left="567" w:header="720" w:footer="720" w:gutter="0"/>
+      <w:pgMar w:top="280" w:right="567" w:bottom="440" w:left="567" w:header="720" w:footer="720" w:gutter="0"/>
       <w:cols w:space="720"/>
       <w:docGrid w:linePitch="360"/>
     </w:sectPr>

--- a/templates/BSI-letterhead-monoblock-template.docx
+++ b/templates/BSI-letterhead-monoblock-template.docx
@@ -1792,7 +1792,7 @@
                 <w:i w:val="0"/>
                 <w:sz w:val="15"/>
               </w:rPr>
-              <w:t>Температурный график сетевой воды</w:t>
+              <w:t>Температурный график греющей среды</w:t>
             </w:r>
           </w:p>
         </w:tc>

--- a/templates/BSI-letterhead-monoblock-template.docx
+++ b/templates/BSI-letterhead-monoblock-template.docx
@@ -2173,8 +2173,8 @@
         </w:tc>
         <w:tc>
           <w:tcPr>
-            <w:tcW w:type="dxa" w:w="3402"/>
-            <w:gridSpan w:val="4"/>
+            <w:tcW w:type="dxa" w:w="1701"/>
+            <w:gridSpan w:val="2"/>
             <w:tcMar>
               <w:top w:w="6" w:type="dxa"/>
               <w:start w:w="30" w:type="dxa"/>
@@ -2196,7 +2196,36 @@
                 <w:color w:val="00008C"/>
                 <w:sz w:val="18"/>
               </w:rPr>
-              <w:t>{heat_load_gvs}</w:t>
+              <w:t>{heat_load_gvs_s2}</w:t>
+            </w:r>
+          </w:p>
+        </w:tc>
+        <w:tc>
+          <w:tcPr>
+            <w:tcW w:type="dxa" w:w="1701"/>
+            <w:gridSpan w:val="2"/>
+            <w:tcMar>
+              <w:top w:w="6" w:type="dxa"/>
+              <w:start w:w="30" w:type="dxa"/>
+              <w:bottom w:w="6" w:type="dxa"/>
+              <w:end w:w="20" w:type="dxa"/>
+            </w:tcMar>
+            <w:vAlign w:val="center"/>
+          </w:tcPr>
+          <w:p>
+            <w:pPr>
+              <w:spacing w:after="0" w:before="0"/>
+              <w:jc w:val="center"/>
+            </w:pPr>
+            <w:r>
+              <w:rPr>
+                <w:rFonts w:ascii="Times New Roman" w:hAnsi="Times New Roman" w:eastAsia="Times New Roman"/>
+                <w:b w:val="0"/>
+                <w:i w:val="0"/>
+                <w:color w:val="00008C"/>
+                <w:sz w:val="18"/>
+              </w:rPr>
+              <w:t>{heat_load_gvs_s1}</w:t>
             </w:r>
           </w:p>
         </w:tc>
